--- a/Tailored_CVs/Shinoy_SUREbusiness_Software_Tester.docx
+++ b/Tailored_CVs/Shinoy_SUREbusiness_Software_Tester.docx
@@ -70,7 +70,7 @@
           <w:b w:val="0"/>
           <w:sz w:val="19"/>
         </w:rPr>
-        <w:t>Software tester with over eight years of experience building scalable test automation frameworks using Selenium and Playwright. I bring a strong background in Agile environments, working closely with developers to ensure software quality and improve release stability. Having recently relocated to the Netherlands, I am ready to bring my technical background and practical approach to your team.</w:t>
+        <w:t>I am a QA automation engineer with over 8 years of experience building reliable testing frameworks for financial and enterprise systems. My background spans manual and exploratory testing, Playwright and Selenium automation, and backend validation. I enjoy working closely with developers to find issues early and improve overall software quality.</w:t>
       </w:r>
     </w:p>
     <w:p>
@@ -288,7 +288,7 @@
           <w:b w:val="0"/>
           <w:sz w:val="18"/>
         </w:rPr>
-        <w:t>▸ Performed manual, exploratory, and geautomatiseerde tests to verify application quality within fastpaced Agile teams.</w:t>
+        <w:t>▸ Performed comprehensive manual, exploratory, and automated tests for complex software applications to ensure release stability.</w:t>
       </w:r>
     </w:p>
     <w:p>
@@ -301,7 +301,7 @@
           <w:b w:val="0"/>
           <w:sz w:val="18"/>
         </w:rPr>
-        <w:t>▸ Migrated legacy test frameworks to Playwright and TypeScript, boosting test execution efficiency by 20%.</w:t>
+        <w:t>▸ Migrated legacy test suites to Playwright TypeScript frameworks, boosting test execution efficiency by 20% within agile development cycles.</w:t>
       </w:r>
     </w:p>
     <w:p>
@@ -314,7 +314,7 @@
           <w:b w:val="0"/>
           <w:sz w:val="18"/>
         </w:rPr>
-        <w:t>▸ Partnered with developers and engineering teams to identify bottlenecks, track defects in JIRA, and improve release reliability.</w:t>
+        <w:t>▸ Collaborated closely with developers and product teams to translate business requirements into practical testing strategies and clear defect tracking.</w:t>
       </w:r>
     </w:p>
     <w:p>
@@ -327,7 +327,7 @@
           <w:b w:val="0"/>
           <w:sz w:val="18"/>
         </w:rPr>
-        <w:t>▸ Streamlined test generation scripts and workflows utilizing AI tools like Gemini Code Assist to speed up delivery.</w:t>
+        <w:t>▸ Streamlined test generation and deployment scripts by utilizing AI tooling such as Gemini Code Assist to speed up daily validation workflows.</w:t>
       </w:r>
     </w:p>
     <w:p>
